--- a/scaletta-pt1-2026-09-14.docx
+++ b/scaletta-pt1-2026-09-14.docx
@@ -33,7 +33,7 @@
           <w:szCs w:val="24"/>
           <w:rFonts w:ascii="Arial" w:cs="Arial" w:eastAsia="Arial" w:hAnsi="Arial"/>
         </w:rPr>
-        <w:t xml:space="preserve">Versione 9/9/2026 h.13:28</w:t>
+        <w:t xml:space="preserve">Versione 9/9/2026 h.14:03</w:t>
       </w:r>
     </w:p>
     <w:p>
@@ -50,6 +50,22 @@
           <w:rFonts w:ascii="Arial" w:cs="Arial" w:eastAsia="Arial" w:hAnsi="Arial"/>
         </w:rPr>
         <w:t xml:space="preserve">SONO INTERVENUTI: Sonia Candy (COLLEGAMENTO)</w:t>
+      </w:r>
+    </w:p>
+    <w:p>
+      <w:pPr>
+        <w:spacing w:after="0"/>
+        <w:jc w:val="center"/>
+      </w:pPr>
+      <w:r>
+        <w:rPr>
+          <w:b/>
+          <w:bCs/>
+          <w:sz w:val="22"/>
+          <w:szCs w:val="22"/>
+          <w:rFonts w:ascii="Arial" w:cs="Arial" w:eastAsia="Arial" w:hAnsi="Arial"/>
+        </w:rPr>
+        <w:t xml:space="preserve">HANNO PARTECIPATO: ARTURO BRACHETTI (STUDIO)</w:t>
       </w:r>
     </w:p>
     <w:p>
@@ -2553,75 +2569,254 @@
                 <w:szCs w:val="22"/>
                 <w:rFonts w:ascii="Arial" w:cs="Arial" w:eastAsia="Arial" w:hAnsi="Arial"/>
               </w:rPr>
-              <w:t xml:space="preserve">LANCIO TRENDING</w:t>
-            </w:r>
-          </w:p>
-          <w:p>
-            <w:pPr>
-              <w:spacing w:after="0" w:before="0"/>
-            </w:pPr>
-            <w:r>
-              <w:rPr>
-                <w:b/>
-                <w:bCs/>
-                <w:sz w:val="22"/>
-                <w:szCs w:val="22"/>
-                <w:rFonts w:ascii="Arial" w:cs="Arial" w:eastAsia="Arial" w:hAnsi="Arial"/>
-              </w:rPr>
-              <w:t xml:space="preserve">TRENDING ITALY</w:t>
-            </w:r>
-            <w:r>
-              <w:br/>
-            </w:r>
-            <w:r>
-              <w:rPr>
-                <w:b/>
-                <w:bCs/>
-                <w:sz w:val="22"/>
-                <w:szCs w:val="22"/>
-                <w:rFonts w:ascii="Arial" w:cs="Arial" w:eastAsia="Arial" w:hAnsi="Arial"/>
-              </w:rPr>
-              <w:t xml:space="preserve">What is trending today in Italy</w:t>
-            </w:r>
-            <w:r>
-              <w:br/>
-            </w:r>
-            <w:r>
-              <w:rPr>
-                <w:b/>
-                <w:bCs/>
-                <w:sz w:val="22"/>
-                <w:szCs w:val="22"/>
-                <w:rFonts w:ascii="Arial" w:cs="Arial" w:eastAsia="Arial" w:hAnsi="Arial"/>
-              </w:rPr>
-              <w:t xml:space="preserve">Filippo: Trending n°</w:t>
-            </w:r>
-          </w:p>
-          <w:p>
-            <w:pPr>
-              <w:spacing w:after="0" w:before="0"/>
-            </w:pPr>
-            <w:r>
-              <w:rPr>
-                <w:sz w:val="22"/>
-                <w:szCs w:val="22"/>
-                <w:rFonts w:ascii="Arial" w:cs="Arial" w:eastAsia="Arial" w:hAnsi="Arial"/>
-              </w:rPr>
-            </w:r>
-          </w:p>
-          <w:p>
-            <w:pPr>
-              <w:spacing w:after="0" w:before="0"/>
-            </w:pPr>
-            <w:r>
-              <w:rPr>
-                <w:b/>
-                <w:bCs/>
-                <w:sz w:val="22"/>
-                <w:szCs w:val="22"/>
-                <w:rFonts w:ascii="Arial" w:cs="Arial" w:eastAsia="Arial" w:hAnsi="Arial"/>
-              </w:rPr>
-              <w:t xml:space="preserve">FILIPPO: Now it's time for the biggest talking points in Italy… starting at number four !</w:t>
+              <w:t xml:space="preserve">APERTURA ANNO SCOLASTICO</w:t>
+            </w:r>
+          </w:p>
+          <w:p>
+            <w:pPr>
+              <w:spacing w:after="0" w:before="0"/>
+            </w:pPr>
+            <w:r>
+              <w:rPr>
+                <w:b/>
+                <w:bCs/>
+                <w:sz w:val="22"/>
+                <w:szCs w:val="22"/>
+                <w:rFonts w:ascii="Arial" w:cs="Arial" w:eastAsia="Arial" w:hAnsi="Arial"/>
+              </w:rPr>
+              <w:t xml:space="preserve">FILIPPO: </w:t>
+            </w:r>
+            <w:r>
+              <w:rPr>
+                <w:b/>
+                <w:bCs/>
+                <w:sz w:val="22"/>
+                <w:szCs w:val="22"/>
+                <w:rFonts w:ascii="Arial" w:cs="Arial" w:eastAsia="Arial" w:hAnsi="Arial"/>
+              </w:rPr>
+              <w:t xml:space="preserve">today we’re looking at every Italian student’s annual nightmare: the end of summer. The 2026/2027 school year is officially kicking off across the country, putting an end to those long fourteen weeks of summer breaks, but as with most things in Italy, there isn't a single national opening day. (coperture studenti)</w:t>
+            </w:r>
+          </w:p>
+          <w:p>
+            <w:pPr>
+              <w:spacing w:after="0" w:before="0"/>
+            </w:pPr>
+            <w:r>
+              <w:rPr>
+                <w:sz w:val="22"/>
+                <w:szCs w:val="22"/>
+                <w:rFonts w:ascii="Arial" w:cs="Arial" w:eastAsia="Arial" w:hAnsi="Arial"/>
+              </w:rPr>
+            </w:r>
+          </w:p>
+          <w:p>
+            <w:pPr>
+              <w:spacing w:after="0" w:before="0"/>
+            </w:pPr>
+            <w:r>
+              <w:rPr>
+                <w:b/>
+                <w:bCs/>
+                <w:sz w:val="22"/>
+                <w:szCs w:val="22"/>
+                <w:rFonts w:ascii="Arial" w:cs="Arial" w:eastAsia="Arial" w:hAnsi="Arial"/>
+              </w:rPr>
+              <w:t xml:space="preserve">PROFESSOR ARDEMAGNI: </w:t>
+            </w:r>
+            <w:r>
+              <w:rPr>
+                <w:b/>
+                <w:bCs/>
+                <w:sz w:val="22"/>
+                <w:szCs w:val="22"/>
+                <w:rFonts w:ascii="Arial" w:cs="Arial" w:eastAsia="Arial" w:hAnsi="Arial"/>
+              </w:rPr>
+              <w:t xml:space="preserve">(lavagna italia) Non-uniformity! That is the secret, Filippo! Italian pupils enjoy an average of 14 continuous weeks of summer vacation—that's roughly 2,352 hours of gelato, sea salt, and absolute bliss! But starting September 7th in Bolzano, up until September 17th in Puglia, 20 distinct regional calendars will break this summer entropy over a ten-day staggered window!</w:t>
+            </w:r>
+          </w:p>
+          <w:p>
+            <w:pPr>
+              <w:spacing w:after="0" w:before="0"/>
+            </w:pPr>
+            <w:r>
+              <w:rPr>
+                <w:sz w:val="22"/>
+                <w:szCs w:val="22"/>
+                <w:rFonts w:ascii="Arial" w:cs="Arial" w:eastAsia="Arial" w:hAnsi="Arial"/>
+              </w:rPr>
+            </w:r>
+          </w:p>
+          <w:p>
+            <w:pPr>
+              <w:spacing w:after="0" w:before="0"/>
+            </w:pPr>
+            <w:r>
+              <w:rPr>
+                <w:b/>
+                <w:bCs/>
+                <w:sz w:val="22"/>
+                <w:szCs w:val="22"/>
+                <w:rFonts w:ascii="Arial" w:cs="Arial" w:eastAsia="Arial" w:hAnsi="Arial"/>
+              </w:rPr>
+              <w:t xml:space="preserve">FILIPPO: </w:t>
+            </w:r>
+            <w:r>
+              <w:rPr>
+                <w:b/>
+                <w:bCs/>
+                <w:sz w:val="22"/>
+                <w:szCs w:val="22"/>
+                <w:rFonts w:ascii="Arial" w:cs="Arial" w:eastAsia="Arial" w:hAnsi="Arial"/>
+              </w:rPr>
+              <w:t xml:space="preserve">while kids in South Tyrol are already sitting at their desks, students in Bari still have over a week of beach time left. But once everyone is finally back in the classroom, the real psychological challenge begins: the autumn 2026 calendar is mathematically brutal, with almost every major holiday landing directly on a weekend and wiping out potential long breaks.</w:t>
+            </w:r>
+          </w:p>
+          <w:p>
+            <w:pPr>
+              <w:spacing w:after="0" w:before="0"/>
+            </w:pPr>
+            <w:r>
+              <w:rPr>
+                <w:sz w:val="22"/>
+                <w:szCs w:val="22"/>
+                <w:rFonts w:ascii="Arial" w:cs="Arial" w:eastAsia="Arial" w:hAnsi="Arial"/>
+              </w:rPr>
+            </w:r>
+          </w:p>
+          <w:p>
+            <w:pPr>
+              <w:spacing w:after="0" w:before="0"/>
+            </w:pPr>
+            <w:r>
+              <w:rPr>
+                <w:b/>
+                <w:bCs/>
+                <w:sz w:val="22"/>
+                <w:szCs w:val="22"/>
+                <w:rFonts w:ascii="Arial" w:cs="Arial" w:eastAsia="Arial" w:hAnsi="Arial"/>
+              </w:rPr>
+              <w:t xml:space="preserve">PROFESSOR ARDEMAGNI: </w:t>
+            </w:r>
+            <w:r>
+              <w:rPr>
+                <w:b/>
+                <w:bCs/>
+                <w:sz w:val="22"/>
+                <w:szCs w:val="22"/>
+                <w:rFonts w:ascii="Arial" w:cs="Arial" w:eastAsia="Arial" w:hAnsi="Arial"/>
+              </w:rPr>
+              <w:t xml:space="preserve">A statistical nightmare! San Francesco on October 4th? Sunday! All Saints' Day on November 1st? Sunday! Total weekend overlap! The probability of an autumn ponte—or bridge holiday—is currently sitting at a devastating zero percent until December 8th!</w:t>
+            </w:r>
+          </w:p>
+          <w:p>
+            <w:pPr>
+              <w:spacing w:after="0" w:before="0"/>
+            </w:pPr>
+            <w:r>
+              <w:rPr>
+                <w:sz w:val="22"/>
+                <w:szCs w:val="22"/>
+                <w:rFonts w:ascii="Arial" w:cs="Arial" w:eastAsia="Arial" w:hAnsi="Arial"/>
+              </w:rPr>
+            </w:r>
+          </w:p>
+          <w:p>
+            <w:pPr>
+              <w:spacing w:after="0" w:before="0"/>
+            </w:pPr>
+            <w:r>
+              <w:rPr>
+                <w:b/>
+                <w:bCs/>
+                <w:sz w:val="22"/>
+                <w:szCs w:val="22"/>
+                <w:rFonts w:ascii="Arial" w:cs="Arial" w:eastAsia="Arial" w:hAnsi="Arial"/>
+              </w:rPr>
+              <w:t xml:space="preserve">FILIPPO: </w:t>
+            </w:r>
+            <w:r>
+              <w:rPr>
+                <w:b/>
+                <w:bCs/>
+                <w:sz w:val="22"/>
+                <w:szCs w:val="22"/>
+                <w:rFonts w:ascii="Arial" w:cs="Arial" w:eastAsia="Arial" w:hAnsi="Arial"/>
+              </w:rPr>
+              <w:t xml:space="preserve">A long wait until the Immaculate Conception in December, which thankfully lands on a Tuesday to give everyone a proper four-day weekend. Meanwhile, high school seniors across Italy are already looking past winter and Easter toward the ultimate final hurdle: the national written exam starting precisely on Wednesday, June 16th, 2027.</w:t>
+            </w:r>
+          </w:p>
+          <w:p>
+            <w:pPr>
+              <w:spacing w:after="0" w:before="0"/>
+            </w:pPr>
+            <w:r>
+              <w:rPr>
+                <w:sz w:val="22"/>
+                <w:szCs w:val="22"/>
+                <w:rFonts w:ascii="Arial" w:cs="Arial" w:eastAsia="Arial" w:hAnsi="Arial"/>
+              </w:rPr>
+            </w:r>
+          </w:p>
+          <w:p>
+            <w:pPr>
+              <w:spacing w:after="0" w:before="0"/>
+            </w:pPr>
+            <w:r>
+              <w:rPr>
+                <w:b/>
+                <w:bCs/>
+                <w:sz w:val="22"/>
+                <w:szCs w:val="22"/>
+                <w:rFonts w:ascii="Arial" w:cs="Arial" w:eastAsia="Arial" w:hAnsi="Arial"/>
+              </w:rPr>
+              <w:t xml:space="preserve">PROFESSOR ARDEMAGNI: </w:t>
+            </w:r>
+            <w:r>
+              <w:rPr>
+                <w:b/>
+                <w:bCs/>
+                <w:sz w:val="22"/>
+                <w:szCs w:val="22"/>
+                <w:rFonts w:ascii="Arial" w:cs="Arial" w:eastAsia="Arial" w:hAnsi="Arial"/>
+              </w:rPr>
+              <w:t xml:space="preserve">Ah, La Maturità! The finish line of Italian adolescence! The countdown is ticking: exactly 200 mandatory teaching days stand between thousands of eighteen-year-olds and their final Italian essay!</w:t>
+            </w:r>
+          </w:p>
+          <w:p>
+            <w:pPr>
+              <w:spacing w:after="0" w:before="0"/>
+            </w:pPr>
+            <w:r>
+              <w:rPr>
+                <w:sz w:val="22"/>
+                <w:szCs w:val="22"/>
+                <w:rFonts w:ascii="Arial" w:cs="Arial" w:eastAsia="Arial" w:hAnsi="Arial"/>
+              </w:rPr>
+            </w:r>
+          </w:p>
+          <w:p>
+            <w:pPr>
+              <w:spacing w:after="0" w:before="0"/>
+            </w:pPr>
+            <w:r>
+              <w:rPr>
+                <w:b/>
+                <w:bCs/>
+                <w:sz w:val="22"/>
+                <w:szCs w:val="22"/>
+                <w:rFonts w:ascii="Arial" w:cs="Arial" w:eastAsia="Arial" w:hAnsi="Arial"/>
+              </w:rPr>
+              <w:t xml:space="preserve">FILIPPO: </w:t>
+            </w:r>
+            <w:r>
+              <w:rPr>
+                <w:b/>
+                <w:bCs/>
+                <w:sz w:val="22"/>
+                <w:szCs w:val="22"/>
+                <w:rFonts w:ascii="Arial" w:cs="Arial" w:eastAsia="Arial" w:hAnsi="Arial"/>
+              </w:rPr>
+              <w:t xml:space="preserve">We wish the very best of luck to all students, teachers, and parents navigating the staggered chaos and surviving the long autumn ahead</w:t>
             </w:r>
           </w:p>
         </w:tc>
@@ -2644,6 +2839,33 @@
                 <w:rFonts w:ascii="Arial" w:cs="Arial" w:eastAsia="Arial" w:hAnsi="Arial"/>
               </w:rPr>
               <w:t xml:space="preserve">WALL TORINO</w:t>
+            </w:r>
+            <w:r>
+              <w:br/>
+            </w:r>
+            <w:r>
+              <w:rPr>
+                <w:b/>
+                <w:bCs/>
+                <w:u w:val="single"/>
+                <w:sz w:val="22"/>
+                <w:szCs w:val="22"/>
+                <w:rFonts w:ascii="Arial" w:cs="Arial" w:eastAsia="Arial" w:hAnsi="Arial"/>
+              </w:rPr>
+            </w:r>
+            <w:r>
+              <w:br/>
+            </w:r>
+            <w:r>
+              <w:rPr>
+                <w:b/>
+                <w:bCs/>
+                <w:u w:val="single"/>
+                <w:sz w:val="22"/>
+                <w:szCs w:val="22"/>
+                <w:rFonts w:ascii="Arial" w:cs="Arial" w:eastAsia="Arial" w:hAnsi="Arial"/>
+              </w:rPr>
+              <w:t xml:space="preserve">FOTO/VIDEO</w:t>
             </w:r>
           </w:p>
         </w:tc>
@@ -2687,6 +2909,110 @@
                 <w:szCs w:val="22"/>
                 <w:rFonts w:ascii="Arial" w:cs="Arial" w:eastAsia="Arial" w:hAnsi="Arial"/>
               </w:rPr>
+            </w:r>
+          </w:p>
+        </w:tc>
+        <w:tc>
+          <w:tcPr>
+            <w:tcW w:type="dxa" w:w="900"/>
+            <w:vAlign w:val="top"/>
+          </w:tcPr>
+          <w:p>
+            <w:pPr>
+              <w:spacing w:after="0" w:before="0"/>
+            </w:pPr>
+            <w:r>
+              <w:rPr>
+                <w:b/>
+                <w:bCs/>
+                <w:sz w:val="22"/>
+                <w:szCs w:val="22"/>
+                <w:rFonts w:ascii="Arial" w:cs="Arial" w:eastAsia="Arial" w:hAnsi="Arial"/>
+              </w:rPr>
+            </w:r>
+          </w:p>
+        </w:tc>
+        <w:tc>
+          <w:tcPr>
+            <w:tcW w:type="dxa" w:w="5200"/>
+            <w:vAlign w:val="top"/>
+          </w:tcPr>
+          <w:p>
+            <w:pPr>
+              <w:spacing w:after="0" w:before="0"/>
+            </w:pPr>
+            <w:r>
+              <w:rPr>
+                <w:b/>
+                <w:bCs/>
+                <w:u w:val="single"/>
+                <w:sz w:val="22"/>
+                <w:szCs w:val="22"/>
+                <w:rFonts w:ascii="Arial" w:cs="Arial" w:eastAsia="Arial" w:hAnsi="Arial"/>
+              </w:rPr>
+              <w:t xml:space="preserve">BUMPER TRENDING N° 3</w:t>
+            </w:r>
+          </w:p>
+        </w:tc>
+        <w:tc>
+          <w:tcPr>
+            <w:tcW w:type="dxa" w:w="2400"/>
+            <w:vAlign w:val="top"/>
+          </w:tcPr>
+          <w:p>
+            <w:pPr>
+              <w:spacing w:after="0" w:before="0"/>
+            </w:pPr>
+            <w:r>
+              <w:rPr>
+                <w:b/>
+                <w:bCs/>
+                <w:sz w:val="22"/>
+                <w:szCs w:val="22"/>
+                <w:rFonts w:ascii="Arial" w:cs="Arial" w:eastAsia="Arial" w:hAnsi="Arial"/>
+              </w:rPr>
+            </w:r>
+          </w:p>
+        </w:tc>
+        <w:tc>
+          <w:tcPr>
+            <w:tcW w:type="dxa" w:w="1300"/>
+            <w:vAlign w:val="top"/>
+          </w:tcPr>
+          <w:p>
+            <w:pPr>
+              <w:spacing w:after="0" w:before="0"/>
+            </w:pPr>
+            <w:r>
+              <w:rPr>
+                <w:b/>
+                <w:bCs/>
+                <w:sz w:val="22"/>
+                <w:szCs w:val="22"/>
+                <w:rFonts w:ascii="Arial" w:cs="Arial" w:eastAsia="Arial" w:hAnsi="Arial"/>
+              </w:rPr>
+            </w:r>
+          </w:p>
+        </w:tc>
+      </w:tr>
+      <w:tr>
+        <w:tc>
+          <w:tcPr>
+            <w:tcW w:type="dxa" w:w="400"/>
+            <w:vAlign w:val="top"/>
+          </w:tcPr>
+          <w:p>
+            <w:pPr>
+              <w:spacing w:after="0" w:before="0"/>
+            </w:pPr>
+            <w:r>
+              <w:rPr>
+                <w:b/>
+                <w:bCs/>
+                <w:sz w:val="22"/>
+                <w:szCs w:val="22"/>
+                <w:rFonts w:ascii="Arial" w:cs="Arial" w:eastAsia="Arial" w:hAnsi="Arial"/>
+              </w:rPr>
               <w:t xml:space="preserve">8</w:t>
             </w:r>
           </w:p>
@@ -2708,7 +3034,7 @@
                 <w:szCs w:val="22"/>
                 <w:rFonts w:ascii="Arial" w:cs="Arial" w:eastAsia="Arial" w:hAnsi="Arial"/>
               </w:rPr>
-              <w:t xml:space="preserve">16.45</w:t>
+              <w:t xml:space="preserve">19.15</w:t>
             </w:r>
           </w:p>
         </w:tc>
@@ -2729,7 +3055,7 @@
                 <w:szCs w:val="22"/>
                 <w:rFonts w:ascii="Arial" w:cs="Arial" w:eastAsia="Arial" w:hAnsi="Arial"/>
               </w:rPr>
-              <w:t xml:space="preserve">APERTURA ANNO SCOLASTICO</w:t>
+              <w:t xml:space="preserve">MANESKIN A SANREMO</w:t>
             </w:r>
           </w:p>
           <w:p>
@@ -2754,7 +3080,7 @@
                 <w:szCs w:val="22"/>
                 <w:rFonts w:ascii="Arial" w:cs="Arial" w:eastAsia="Arial" w:hAnsi="Arial"/>
               </w:rPr>
-              <w:t xml:space="preserve">today we’re looking at every Italian student’s annual nightmare: the end of summer. The 2026/2027 school year is officially kicking off across the country, putting an end to those long fourteen weeks of summer breaks, but as with most things in Italy, there isn't a single national opening day. (coperture studenti)</w:t>
+              <w:t xml:space="preserve">Now we’re diving into Italy’s favorite national pastime: early Sanremo Festival speculation! We are still months away from February 2027, but the new artistic director, Stefano De Martino, is already making waves in Milan after sending the media into a frenzy over a potential Måneskin reunion. (foto maneskin)</w:t>
             </w:r>
           </w:p>
           <w:p>
@@ -2791,7 +3117,7 @@
                 <w:szCs w:val="22"/>
                 <w:rFonts w:ascii="Arial" w:cs="Arial" w:eastAsia="Arial" w:hAnsi="Arial"/>
               </w:rPr>
-              <w:t xml:space="preserve">(lavagna italia) Non-uniformity! That is the secret, Filippo! Italian pupils enjoy an average of 14 continuous weeks of summer vacation—that's roughly 2,352 hours of gelato, sea salt, and absolute bliss! But starting September 7th in Bolzano, up until September 17th in Puglia, 20 distinct regional calendars will break this summer entropy over a ten-day staggered window!</w:t>
+              <w:t xml:space="preserve">Filippo! It has been precisely two years since their last live gig in Paris on August 22nd, 2024, and over three years since their last album Rush!</w:t>
             </w:r>
           </w:p>
           <w:p>
@@ -2828,155 +3154,7 @@
                 <w:szCs w:val="22"/>
                 <w:rFonts w:ascii="Arial" w:cs="Arial" w:eastAsia="Arial" w:hAnsi="Arial"/>
               </w:rPr>
-              <w:t xml:space="preserve">while kids in South Tyrol are already sitting at their desks, students in Bari still have over a week of beach time left. But once everyone is finally back in the classroom, the real psychological challenge begins: the autumn 2026 calendar is mathematically brutal, with almost every major holiday landing directly on a weekend and wiping out potential long breaks.</w:t>
-            </w:r>
-          </w:p>
-          <w:p>
-            <w:pPr>
-              <w:spacing w:after="0" w:before="0"/>
-            </w:pPr>
-            <w:r>
-              <w:rPr>
-                <w:sz w:val="22"/>
-                <w:szCs w:val="22"/>
-                <w:rFonts w:ascii="Arial" w:cs="Arial" w:eastAsia="Arial" w:hAnsi="Arial"/>
-              </w:rPr>
-            </w:r>
-          </w:p>
-          <w:p>
-            <w:pPr>
-              <w:spacing w:after="0" w:before="0"/>
-            </w:pPr>
-            <w:r>
-              <w:rPr>
-                <w:b/>
-                <w:bCs/>
-                <w:sz w:val="22"/>
-                <w:szCs w:val="22"/>
-                <w:rFonts w:ascii="Arial" w:cs="Arial" w:eastAsia="Arial" w:hAnsi="Arial"/>
-              </w:rPr>
-              <w:t xml:space="preserve">PROFESSOR ARDEMAGNI: </w:t>
-            </w:r>
-            <w:r>
-              <w:rPr>
-                <w:b/>
-                <w:bCs/>
-                <w:sz w:val="22"/>
-                <w:szCs w:val="22"/>
-                <w:rFonts w:ascii="Arial" w:cs="Arial" w:eastAsia="Arial" w:hAnsi="Arial"/>
-              </w:rPr>
-              <w:t xml:space="preserve">A statistical nightmare! San Francesco on October 4th? Sunday! All Saints' Day on November 1st? Sunday! Total weekend overlap! The probability of an autumn ponte—or bridge holiday—is currently sitting at a devastating zero percent until December 8th!</w:t>
-            </w:r>
-          </w:p>
-          <w:p>
-            <w:pPr>
-              <w:spacing w:after="0" w:before="0"/>
-            </w:pPr>
-            <w:r>
-              <w:rPr>
-                <w:sz w:val="22"/>
-                <w:szCs w:val="22"/>
-                <w:rFonts w:ascii="Arial" w:cs="Arial" w:eastAsia="Arial" w:hAnsi="Arial"/>
-              </w:rPr>
-            </w:r>
-          </w:p>
-          <w:p>
-            <w:pPr>
-              <w:spacing w:after="0" w:before="0"/>
-            </w:pPr>
-            <w:r>
-              <w:rPr>
-                <w:b/>
-                <w:bCs/>
-                <w:sz w:val="22"/>
-                <w:szCs w:val="22"/>
-                <w:rFonts w:ascii="Arial" w:cs="Arial" w:eastAsia="Arial" w:hAnsi="Arial"/>
-              </w:rPr>
-              <w:t xml:space="preserve">FILIPPO: </w:t>
-            </w:r>
-            <w:r>
-              <w:rPr>
-                <w:b/>
-                <w:bCs/>
-                <w:sz w:val="22"/>
-                <w:szCs w:val="22"/>
-                <w:rFonts w:ascii="Arial" w:cs="Arial" w:eastAsia="Arial" w:hAnsi="Arial"/>
-              </w:rPr>
-              <w:t xml:space="preserve">A long wait until the Immaculate Conception in December, which thankfully lands on a Tuesday to give everyone a proper four-day weekend. Meanwhile, high school seniors across Italy are already looking past winter and Easter toward the ultimate final hurdle: the national written exam starting precisely on Wednesday, June 16th, 2027.</w:t>
-            </w:r>
-          </w:p>
-          <w:p>
-            <w:pPr>
-              <w:spacing w:after="0" w:before="0"/>
-            </w:pPr>
-            <w:r>
-              <w:rPr>
-                <w:sz w:val="22"/>
-                <w:szCs w:val="22"/>
-                <w:rFonts w:ascii="Arial" w:cs="Arial" w:eastAsia="Arial" w:hAnsi="Arial"/>
-              </w:rPr>
-            </w:r>
-          </w:p>
-          <w:p>
-            <w:pPr>
-              <w:spacing w:after="0" w:before="0"/>
-            </w:pPr>
-            <w:r>
-              <w:rPr>
-                <w:b/>
-                <w:bCs/>
-                <w:sz w:val="22"/>
-                <w:szCs w:val="22"/>
-                <w:rFonts w:ascii="Arial" w:cs="Arial" w:eastAsia="Arial" w:hAnsi="Arial"/>
-              </w:rPr>
-              <w:t xml:space="preserve">PROFESSOR ARDEMAGNI: </w:t>
-            </w:r>
-            <w:r>
-              <w:rPr>
-                <w:b/>
-                <w:bCs/>
-                <w:sz w:val="22"/>
-                <w:szCs w:val="22"/>
-                <w:rFonts w:ascii="Arial" w:cs="Arial" w:eastAsia="Arial" w:hAnsi="Arial"/>
-              </w:rPr>
-              <w:t xml:space="preserve">Ah, La Maturità! The finish line of Italian adolescence! The countdown is ticking: exactly 200 mandatory teaching days stand between thousands of eighteen-year-olds and their final Italian essay!</w:t>
-            </w:r>
-          </w:p>
-          <w:p>
-            <w:pPr>
-              <w:spacing w:after="0" w:before="0"/>
-            </w:pPr>
-            <w:r>
-              <w:rPr>
-                <w:sz w:val="22"/>
-                <w:szCs w:val="22"/>
-                <w:rFonts w:ascii="Arial" w:cs="Arial" w:eastAsia="Arial" w:hAnsi="Arial"/>
-              </w:rPr>
-            </w:r>
-          </w:p>
-          <w:p>
-            <w:pPr>
-              <w:spacing w:after="0" w:before="0"/>
-            </w:pPr>
-            <w:r>
-              <w:rPr>
-                <w:b/>
-                <w:bCs/>
-                <w:sz w:val="22"/>
-                <w:szCs w:val="22"/>
-                <w:rFonts w:ascii="Arial" w:cs="Arial" w:eastAsia="Arial" w:hAnsi="Arial"/>
-              </w:rPr>
-              <w:t xml:space="preserve">FILIPPO: </w:t>
-            </w:r>
-            <w:r>
-              <w:rPr>
-                <w:b/>
-                <w:bCs/>
-                <w:sz w:val="22"/>
-                <w:szCs w:val="22"/>
-                <w:rFonts w:ascii="Arial" w:cs="Arial" w:eastAsia="Arial" w:hAnsi="Arial"/>
-              </w:rPr>
-              <w:t xml:space="preserve">We wish the very best of luck to all students, teachers, and parents navigating the staggered chaos and surviving the long autumn ahead</w:t>
+              <w:t xml:space="preserve">De Martino actually had to pump the brakes a bit, clarifying that while an official invitation has been extended to Damiano, Victoria, Thomas, and Ethan, nothing is set in stone just yet. But that hasn't stopped the rumors, especially since he also teased major international acts for the 2027 lineup, with rumors pointing straight toward global pop superstar Dua Lipa. But now let’s go back in time with Maneskin!!! (RVM Maneskin)</w:t>
             </w:r>
           </w:p>
         </w:tc>
@@ -3110,7 +3288,7 @@
                 <w:szCs w:val="22"/>
                 <w:rFonts w:ascii="Arial" w:cs="Arial" w:eastAsia="Arial" w:hAnsi="Arial"/>
               </w:rPr>
-              <w:t xml:space="preserve">BUMPER TRENDING N° 3</w:t>
+              <w:t xml:space="preserve">BUMPER TRENDING N° 2</w:t>
             </w:r>
           </w:p>
         </w:tc>
@@ -3194,7 +3372,7 @@
                 <w:szCs w:val="22"/>
                 <w:rFonts w:ascii="Arial" w:cs="Arial" w:eastAsia="Arial" w:hAnsi="Arial"/>
               </w:rPr>
-              <w:t xml:space="preserve">19.45</w:t>
+              <w:t xml:space="preserve">22.15</w:t>
             </w:r>
           </w:p>
         </w:tc>
@@ -3215,7 +3393,7 @@
                 <w:szCs w:val="22"/>
                 <w:rFonts w:ascii="Arial" w:cs="Arial" w:eastAsia="Arial" w:hAnsi="Arial"/>
               </w:rPr>
-              <w:t xml:space="preserve">MANESKIN A SANREMO</w:t>
+              <w:t xml:space="preserve">SORPASSO COPPIE SENZA FIGLI IN ITALIA</w:t>
             </w:r>
           </w:p>
           <w:p>
@@ -3240,44 +3418,45 @@
                 <w:szCs w:val="22"/>
                 <w:rFonts w:ascii="Arial" w:cs="Arial" w:eastAsia="Arial" w:hAnsi="Arial"/>
               </w:rPr>
-              <w:t xml:space="preserve">Now we’re diving into Italy’s favorite national pastime: early Sanremo Festival speculation! We are still months away from February 2027, but the new artistic director, Stefano De Martino, is already making waves in Milan after sending the media into a frenzy over a potential Måneskin reunion. (foto maneskin)</w:t>
-            </w:r>
-          </w:p>
-          <w:p>
-            <w:pPr>
-              <w:spacing w:after="0" w:before="0"/>
-            </w:pPr>
-            <w:r>
-              <w:rPr>
-                <w:sz w:val="22"/>
-                <w:szCs w:val="22"/>
-                <w:rFonts w:ascii="Arial" w:cs="Arial" w:eastAsia="Arial" w:hAnsi="Arial"/>
-              </w:rPr>
-            </w:r>
-          </w:p>
-          <w:p>
-            <w:pPr>
-              <w:spacing w:after="0" w:before="0"/>
-            </w:pPr>
-            <w:r>
-              <w:rPr>
-                <w:b/>
-                <w:bCs/>
-                <w:sz w:val="22"/>
-                <w:szCs w:val="22"/>
-                <w:rFonts w:ascii="Arial" w:cs="Arial" w:eastAsia="Arial" w:hAnsi="Arial"/>
-              </w:rPr>
-              <w:t xml:space="preserve">PROFESSOR ARDEMAGNI: </w:t>
-            </w:r>
-            <w:r>
-              <w:rPr>
-                <w:b/>
-                <w:bCs/>
-                <w:sz w:val="22"/>
-                <w:szCs w:val="22"/>
-                <w:rFonts w:ascii="Arial" w:cs="Arial" w:eastAsia="Arial" w:hAnsi="Arial"/>
-              </w:rPr>
-              <w:t xml:space="preserve">Filippo! It has been precisely two years since their last live gig in Paris on August 22nd, 2024, and over three years since their last album Rush!</w:t>
+              <w:t xml:space="preserve">What will Italy look like in 12 years? By 2038, in Northern Italy, childless couples will outnumber couples with children. In Central Italy, this will happen in 2044, and nationwide in 2047. In Southern Italy, by contrast, couples with children will remain more numerous than childless couples at least until 2050. These are the national statistic agency Istat’s new projections on Italian households, showing how family structures are set to change in the coming decades.</w:t>
+            </w:r>
+          </w:p>
+          <w:p>
+            <w:pPr>
+              <w:spacing w:after="0" w:before="0"/>
+            </w:pPr>
+            <w:r>
+              <w:rPr>
+                <w:sz w:val="22"/>
+                <w:szCs w:val="22"/>
+                <w:rFonts w:ascii="Arial" w:cs="Arial" w:eastAsia="Arial" w:hAnsi="Arial"/>
+              </w:rPr>
+            </w:r>
+          </w:p>
+          <w:p>
+            <w:pPr>
+              <w:spacing w:after="0" w:before="0"/>
+            </w:pPr>
+            <w:r>
+              <w:rPr>
+                <w:b/>
+                <w:bCs/>
+                <w:sz w:val="22"/>
+                <w:szCs w:val="22"/>
+                <w:rFonts w:ascii="Arial" w:cs="Arial" w:eastAsia="Arial" w:hAnsi="Arial"/>
+              </w:rPr>
+              <w:t xml:space="preserve">PROFESSOR: </w:t>
+            </w:r>
+            <w:r>
+              <w:rPr>
+                <w:b/>
+                <w:bCs/>
+                <w:sz w:val="22"/>
+                <w:szCs w:val="22"/>
+                <w:rFonts w:ascii="Arial" w:cs="Arial" w:eastAsia="Arial" w:hAnsi="Arial"/>
+              </w:rPr>
+              <w:t xml:space="preserve">(lavagna) Today, there are still 7.5 million couples with children, compared with 5.4 million without children. By 2050, there will be 5.8 million versus 5.9 million. 
+At the same time, something that may seem contradictory will happen: Italy will have fewer inhabitants but more households. The number of households will rise from 26.7 million in 2025 to 27.9 million in 2043, when it will peak, before falling to 27.6 million in 2050. Average household size, however, will shrink from 2.20 to 1.98 members: more households, but increasingly smaller ones.</w:t>
             </w:r>
           </w:p>
           <w:p>
@@ -3314,7 +3493,8 @@
                 <w:szCs w:val="22"/>
                 <w:rFonts w:ascii="Arial" w:cs="Arial" w:eastAsia="Arial" w:hAnsi="Arial"/>
               </w:rPr>
-              <w:t xml:space="preserve">De Martino actually had to pump the brakes a bit, clarifying that while an official invitation has been extended to Damiano, Victoria, Thomas, and Ethan, nothing is set in stone just yet. But that hasn't stopped the rumors, especially since he also teased major international acts for the 2027 lineup, with rumors pointing straight toward global pop superstar Dua Lipa. But now let’s go back in time with Maneskin!!! (RVM Maneskin)</w:t>
+              <w:t xml:space="preserve">Fewer children today, fewer parents tomorrow. What is the solution Professor? How can we fix this?
+PROFESSOR: I already told you Filippo, this is the answer (disegna cuore su lavagna)…!!!</w:t>
             </w:r>
           </w:p>
         </w:tc>
@@ -3448,7 +3628,7 @@
                 <w:szCs w:val="22"/>
                 <w:rFonts w:ascii="Arial" w:cs="Arial" w:eastAsia="Arial" w:hAnsi="Arial"/>
               </w:rPr>
-              <w:t xml:space="preserve">BUMPER TRENDING N° 2</w:t>
+              <w:t xml:space="preserve">BUMPER TRENDING N° 1</w:t>
             </w:r>
           </w:p>
         </w:tc>
@@ -3532,347 +3712,7 @@
                 <w:szCs w:val="22"/>
                 <w:rFonts w:ascii="Arial" w:cs="Arial" w:eastAsia="Arial" w:hAnsi="Arial"/>
               </w:rPr>
-              <w:t xml:space="preserve">22.45</w:t>
-            </w:r>
-          </w:p>
-        </w:tc>
-        <w:tc>
-          <w:tcPr>
-            <w:tcW w:type="dxa" w:w="5200"/>
-            <w:vAlign w:val="top"/>
-          </w:tcPr>
-          <w:p>
-            <w:pPr>
-              <w:spacing w:after="0" w:before="0"/>
-            </w:pPr>
-            <w:r>
-              <w:rPr>
-                <w:b/>
-                <w:bCs/>
-                <w:sz w:val="22"/>
-                <w:szCs w:val="22"/>
-                <w:rFonts w:ascii="Arial" w:cs="Arial" w:eastAsia="Arial" w:hAnsi="Arial"/>
-              </w:rPr>
-              <w:t xml:space="preserve">SORPASSO COPPIE SENZA FIGLI IN ITALIA</w:t>
-            </w:r>
-          </w:p>
-          <w:p>
-            <w:pPr>
-              <w:spacing w:after="0" w:before="0"/>
-            </w:pPr>
-            <w:r>
-              <w:rPr>
-                <w:b/>
-                <w:bCs/>
-                <w:sz w:val="22"/>
-                <w:szCs w:val="22"/>
-                <w:rFonts w:ascii="Arial" w:cs="Arial" w:eastAsia="Arial" w:hAnsi="Arial"/>
-              </w:rPr>
-              <w:t xml:space="preserve">FILIPPO: </w:t>
-            </w:r>
-            <w:r>
-              <w:rPr>
-                <w:b/>
-                <w:bCs/>
-                <w:sz w:val="22"/>
-                <w:szCs w:val="22"/>
-                <w:rFonts w:ascii="Arial" w:cs="Arial" w:eastAsia="Arial" w:hAnsi="Arial"/>
-              </w:rPr>
-              <w:t xml:space="preserve">What will Italy look like in 12 years? By 2038, in Northern Italy, childless couples will outnumber couples with children. In Central Italy, this will happen in 2044, and nationwide in 2047. In Southern Italy, by contrast, couples with children will remain more numerous than childless couples at least until 2050. These are the national statistic agency Istat’s new projections on Italian households, showing how family structures are set to change in the coming decades.</w:t>
-            </w:r>
-          </w:p>
-          <w:p>
-            <w:pPr>
-              <w:spacing w:after="0" w:before="0"/>
-            </w:pPr>
-            <w:r>
-              <w:rPr>
-                <w:sz w:val="22"/>
-                <w:szCs w:val="22"/>
-                <w:rFonts w:ascii="Arial" w:cs="Arial" w:eastAsia="Arial" w:hAnsi="Arial"/>
-              </w:rPr>
-            </w:r>
-          </w:p>
-          <w:p>
-            <w:pPr>
-              <w:spacing w:after="0" w:before="0"/>
-            </w:pPr>
-            <w:r>
-              <w:rPr>
-                <w:b/>
-                <w:bCs/>
-                <w:sz w:val="22"/>
-                <w:szCs w:val="22"/>
-                <w:rFonts w:ascii="Arial" w:cs="Arial" w:eastAsia="Arial" w:hAnsi="Arial"/>
-              </w:rPr>
-              <w:t xml:space="preserve">PROFESSOR: </w:t>
-            </w:r>
-            <w:r>
-              <w:rPr>
-                <w:b/>
-                <w:bCs/>
-                <w:sz w:val="22"/>
-                <w:szCs w:val="22"/>
-                <w:rFonts w:ascii="Arial" w:cs="Arial" w:eastAsia="Arial" w:hAnsi="Arial"/>
-              </w:rPr>
-              <w:t xml:space="preserve">(lavagna) Today, there are still 7.5 million couples with children, compared with 5.4 million without children. By 2050, there will be 5.8 million versus 5.9 million. 
-At the same time, something that may seem contradictory will happen: Italy will have fewer inhabitants but more households. The number of households will rise from 26.7 million in 2025 to 27.9 million in 2043, when it will peak, before falling to 27.6 million in 2050. Average household size, however, will shrink from 2.20 to 1.98 members: more households, but increasingly smaller ones.</w:t>
-            </w:r>
-          </w:p>
-          <w:p>
-            <w:pPr>
-              <w:spacing w:after="0" w:before="0"/>
-            </w:pPr>
-            <w:r>
-              <w:rPr>
-                <w:sz w:val="22"/>
-                <w:szCs w:val="22"/>
-                <w:rFonts w:ascii="Arial" w:cs="Arial" w:eastAsia="Arial" w:hAnsi="Arial"/>
-              </w:rPr>
-            </w:r>
-          </w:p>
-          <w:p>
-            <w:pPr>
-              <w:spacing w:after="0" w:before="0"/>
-            </w:pPr>
-            <w:r>
-              <w:rPr>
-                <w:b/>
-                <w:bCs/>
-                <w:sz w:val="22"/>
-                <w:szCs w:val="22"/>
-                <w:rFonts w:ascii="Arial" w:cs="Arial" w:eastAsia="Arial" w:hAnsi="Arial"/>
-              </w:rPr>
-              <w:t xml:space="preserve">FILIPPO: </w:t>
-            </w:r>
-            <w:r>
-              <w:rPr>
-                <w:b/>
-                <w:bCs/>
-                <w:sz w:val="22"/>
-                <w:szCs w:val="22"/>
-                <w:rFonts w:ascii="Arial" w:cs="Arial" w:eastAsia="Arial" w:hAnsi="Arial"/>
-              </w:rPr>
-              <w:t xml:space="preserve">Fewer children today, fewer parents tomorrow. What is the solution Professor? How can we fix this?
-PROFESSOR: I already told you Filippo, this is the answer (disegna cuore su lavagna)…!!!</w:t>
-            </w:r>
-          </w:p>
-        </w:tc>
-        <w:tc>
-          <w:tcPr>
-            <w:tcW w:type="dxa" w:w="2400"/>
-            <w:vAlign w:val="top"/>
-          </w:tcPr>
-          <w:p>
-            <w:pPr>
-              <w:spacing w:after="0" w:before="0"/>
-            </w:pPr>
-            <w:r>
-              <w:rPr>
-                <w:b/>
-                <w:bCs/>
-                <w:u w:val="single"/>
-                <w:sz w:val="22"/>
-                <w:szCs w:val="22"/>
-                <w:rFonts w:ascii="Arial" w:cs="Arial" w:eastAsia="Arial" w:hAnsi="Arial"/>
-              </w:rPr>
-              <w:t xml:space="preserve">WALL TORINO</w:t>
-            </w:r>
-            <w:r>
-              <w:br/>
-            </w:r>
-            <w:r>
-              <w:rPr>
-                <w:b/>
-                <w:bCs/>
-                <w:u w:val="single"/>
-                <w:sz w:val="22"/>
-                <w:szCs w:val="22"/>
-                <w:rFonts w:ascii="Arial" w:cs="Arial" w:eastAsia="Arial" w:hAnsi="Arial"/>
-              </w:rPr>
-            </w:r>
-            <w:r>
-              <w:br/>
-            </w:r>
-            <w:r>
-              <w:rPr>
-                <w:b/>
-                <w:bCs/>
-                <w:u w:val="single"/>
-                <w:sz w:val="22"/>
-                <w:szCs w:val="22"/>
-                <w:rFonts w:ascii="Arial" w:cs="Arial" w:eastAsia="Arial" w:hAnsi="Arial"/>
-              </w:rPr>
-              <w:t xml:space="preserve">FOTO/VIDEO</w:t>
-            </w:r>
-          </w:p>
-        </w:tc>
-        <w:tc>
-          <w:tcPr>
-            <w:tcW w:type="dxa" w:w="1300"/>
-            <w:vAlign w:val="top"/>
-          </w:tcPr>
-          <w:p>
-            <w:pPr>
-              <w:spacing w:after="0" w:before="0"/>
-            </w:pPr>
-            <w:r>
-              <w:rPr>
-                <w:b/>
-                <w:bCs/>
-                <w:sz w:val="16"/>
-                <w:szCs w:val="16"/>
-                <w:rFonts w:ascii="Arial" w:cs="Arial" w:eastAsia="Arial" w:hAnsi="Arial"/>
-              </w:rPr>
-              <w:t xml:space="preserve">RAICOM 1</w:t>
-            </w:r>
-          </w:p>
-        </w:tc>
-      </w:tr>
-      <w:tr>
-        <w:tc>
-          <w:tcPr>
-            <w:tcW w:type="dxa" w:w="400"/>
-            <w:vAlign w:val="top"/>
-          </w:tcPr>
-          <w:p>
-            <w:pPr>
-              <w:spacing w:after="0" w:before="0"/>
-            </w:pPr>
-            <w:r>
-              <w:rPr>
-                <w:b/>
-                <w:bCs/>
-                <w:sz w:val="22"/>
-                <w:szCs w:val="22"/>
-                <w:rFonts w:ascii="Arial" w:cs="Arial" w:eastAsia="Arial" w:hAnsi="Arial"/>
-              </w:rPr>
-            </w:r>
-          </w:p>
-        </w:tc>
-        <w:tc>
-          <w:tcPr>
-            <w:tcW w:type="dxa" w:w="900"/>
-            <w:vAlign w:val="top"/>
-          </w:tcPr>
-          <w:p>
-            <w:pPr>
-              <w:spacing w:after="0" w:before="0"/>
-            </w:pPr>
-            <w:r>
-              <w:rPr>
-                <w:b/>
-                <w:bCs/>
-                <w:sz w:val="22"/>
-                <w:szCs w:val="22"/>
-                <w:rFonts w:ascii="Arial" w:cs="Arial" w:eastAsia="Arial" w:hAnsi="Arial"/>
-              </w:rPr>
-            </w:r>
-          </w:p>
-        </w:tc>
-        <w:tc>
-          <w:tcPr>
-            <w:tcW w:type="dxa" w:w="5200"/>
-            <w:vAlign w:val="top"/>
-          </w:tcPr>
-          <w:p>
-            <w:pPr>
-              <w:spacing w:after="0" w:before="0"/>
-            </w:pPr>
-            <w:r>
-              <w:rPr>
-                <w:b/>
-                <w:bCs/>
-                <w:u w:val="single"/>
-                <w:sz w:val="22"/>
-                <w:szCs w:val="22"/>
-                <w:rFonts w:ascii="Arial" w:cs="Arial" w:eastAsia="Arial" w:hAnsi="Arial"/>
-              </w:rPr>
-              <w:t xml:space="preserve">BUMPER TRENDING N° 1</w:t>
-            </w:r>
-          </w:p>
-        </w:tc>
-        <w:tc>
-          <w:tcPr>
-            <w:tcW w:type="dxa" w:w="2400"/>
-            <w:vAlign w:val="top"/>
-          </w:tcPr>
-          <w:p>
-            <w:pPr>
-              <w:spacing w:after="0" w:before="0"/>
-            </w:pPr>
-            <w:r>
-              <w:rPr>
-                <w:b/>
-                <w:bCs/>
-                <w:sz w:val="22"/>
-                <w:szCs w:val="22"/>
-                <w:rFonts w:ascii="Arial" w:cs="Arial" w:eastAsia="Arial" w:hAnsi="Arial"/>
-              </w:rPr>
-            </w:r>
-          </w:p>
-        </w:tc>
-        <w:tc>
-          <w:tcPr>
-            <w:tcW w:type="dxa" w:w="1300"/>
-            <w:vAlign w:val="top"/>
-          </w:tcPr>
-          <w:p>
-            <w:pPr>
-              <w:spacing w:after="0" w:before="0"/>
-            </w:pPr>
-            <w:r>
-              <w:rPr>
-                <w:b/>
-                <w:bCs/>
-                <w:sz w:val="22"/>
-                <w:szCs w:val="22"/>
-                <w:rFonts w:ascii="Arial" w:cs="Arial" w:eastAsia="Arial" w:hAnsi="Arial"/>
-              </w:rPr>
-            </w:r>
-          </w:p>
-        </w:tc>
-      </w:tr>
-      <w:tr>
-        <w:tc>
-          <w:tcPr>
-            <w:tcW w:type="dxa" w:w="400"/>
-            <w:vAlign w:val="top"/>
-          </w:tcPr>
-          <w:p>
-            <w:pPr>
-              <w:spacing w:after="0" w:before="0"/>
-            </w:pPr>
-            <w:r>
-              <w:rPr>
-                <w:b/>
-                <w:bCs/>
-                <w:sz w:val="22"/>
-                <w:szCs w:val="22"/>
-                <w:rFonts w:ascii="Arial" w:cs="Arial" w:eastAsia="Arial" w:hAnsi="Arial"/>
-              </w:rPr>
-              <w:t xml:space="preserve">11</w:t>
-            </w:r>
-          </w:p>
-        </w:tc>
-        <w:tc>
-          <w:tcPr>
-            <w:tcW w:type="dxa" w:w="900"/>
-            <w:vAlign w:val="top"/>
-          </w:tcPr>
-          <w:p>
-            <w:pPr>
-              <w:spacing w:after="0" w:before="0"/>
-            </w:pPr>
-            <w:r>
-              <w:rPr>
-                <w:b/>
-                <w:bCs/>
-                <w:sz w:val="22"/>
-                <w:szCs w:val="22"/>
-                <w:rFonts w:ascii="Arial" w:cs="Arial" w:eastAsia="Arial" w:hAnsi="Arial"/>
-              </w:rPr>
-              <w:t xml:space="preserve">25.45</w:t>
+              <w:t xml:space="preserve">25.15</w:t>
             </w:r>
           </w:p>
         </w:tc>
@@ -4120,7 +3960,7 @@
                 <w:szCs w:val="22"/>
                 <w:rFonts w:ascii="Arial" w:cs="Arial" w:eastAsia="Arial" w:hAnsi="Arial"/>
               </w:rPr>
-              <w:t xml:space="preserve">12</w:t>
+              <w:t xml:space="preserve">11</w:t>
             </w:r>
           </w:p>
         </w:tc>
@@ -4141,7 +3981,7 @@
                 <w:szCs w:val="22"/>
                 <w:rFonts w:ascii="Arial" w:cs="Arial" w:eastAsia="Arial" w:hAnsi="Arial"/>
               </w:rPr>
-              <w:t xml:space="preserve">28.45</w:t>
+              <w:t xml:space="preserve">28.15</w:t>
             </w:r>
           </w:p>
         </w:tc>
@@ -4486,7 +4326,7 @@
                 <w:szCs w:val="22"/>
                 <w:rFonts w:ascii="Arial" w:cs="Arial" w:eastAsia="Arial" w:hAnsi="Arial"/>
               </w:rPr>
-              <w:t xml:space="preserve">13</w:t>
+              <w:t xml:space="preserve">12</w:t>
             </w:r>
           </w:p>
         </w:tc>
@@ -4507,7 +4347,7 @@
                 <w:szCs w:val="22"/>
                 <w:rFonts w:ascii="Arial" w:cs="Arial" w:eastAsia="Arial" w:hAnsi="Arial"/>
               </w:rPr>
-              <w:t xml:space="preserve">29.45</w:t>
+              <w:t xml:space="preserve">29.15</w:t>
             </w:r>
           </w:p>
         </w:tc>
@@ -4657,7 +4497,7 @@
                 <w:szCs w:val="22"/>
                 <w:rFonts w:ascii="Arial" w:cs="Arial" w:eastAsia="Arial" w:hAnsi="Arial"/>
               </w:rPr>
-              <w:t xml:space="preserve">14</w:t>
+              <w:t xml:space="preserve">13</w:t>
             </w:r>
           </w:p>
         </w:tc>
@@ -4678,7 +4518,7 @@
                 <w:szCs w:val="22"/>
                 <w:rFonts w:ascii="Arial" w:cs="Arial" w:eastAsia="Arial" w:hAnsi="Arial"/>
               </w:rPr>
-              <w:t xml:space="preserve">33.45</w:t>
+              <w:t xml:space="preserve">33.15</w:t>
             </w:r>
           </w:p>
         </w:tc>
@@ -4964,7 +4804,7 @@
                 <w:szCs w:val="22"/>
                 <w:rFonts w:ascii="Arial" w:cs="Arial" w:eastAsia="Arial" w:hAnsi="Arial"/>
               </w:rPr>
-              <w:t xml:space="preserve">15</w:t>
+              <w:t xml:space="preserve">14</w:t>
             </w:r>
           </w:p>
         </w:tc>
@@ -4985,7 +4825,7 @@
                 <w:szCs w:val="22"/>
                 <w:rFonts w:ascii="Arial" w:cs="Arial" w:eastAsia="Arial" w:hAnsi="Arial"/>
               </w:rPr>
-              <w:t xml:space="preserve">37.45</w:t>
+              <w:t xml:space="preserve">37.15</w:t>
             </w:r>
           </w:p>
         </w:tc>
@@ -5114,7 +4954,7 @@
                 <w:szCs w:val="22"/>
                 <w:rFonts w:ascii="Arial" w:cs="Arial" w:eastAsia="Arial" w:hAnsi="Arial"/>
               </w:rPr>
-              <w:t xml:space="preserve">16</w:t>
+              <w:t xml:space="preserve">15</w:t>
             </w:r>
           </w:p>
         </w:tc>
@@ -5135,7 +4975,7 @@
                 <w:szCs w:val="22"/>
                 <w:rFonts w:ascii="Arial" w:cs="Arial" w:eastAsia="Arial" w:hAnsi="Arial"/>
               </w:rPr>
-              <w:t xml:space="preserve">41.45</w:t>
+              <w:t xml:space="preserve">41.15</w:t>
             </w:r>
           </w:p>
         </w:tc>
@@ -5275,7 +5115,7 @@
                 <w:szCs w:val="22"/>
                 <w:rFonts w:ascii="Arial" w:cs="Arial" w:eastAsia="Arial" w:hAnsi="Arial"/>
               </w:rPr>
-              <w:t xml:space="preserve">17</w:t>
+              <w:t xml:space="preserve">16</w:t>
             </w:r>
           </w:p>
         </w:tc>
@@ -5296,7 +5136,7 @@
                 <w:szCs w:val="22"/>
                 <w:rFonts w:ascii="Arial" w:cs="Arial" w:eastAsia="Arial" w:hAnsi="Arial"/>
               </w:rPr>
-              <w:t xml:space="preserve">45.45</w:t>
+              <w:t xml:space="preserve">45.15</w:t>
             </w:r>
           </w:p>
         </w:tc>
@@ -5448,7 +5288,7 @@
                 <w:szCs w:val="22"/>
                 <w:rFonts w:ascii="Arial" w:cs="Arial" w:eastAsia="Arial" w:hAnsi="Arial"/>
               </w:rPr>
-              <w:t xml:space="preserve">18</w:t>
+              <w:t xml:space="preserve">17</w:t>
             </w:r>
           </w:p>
         </w:tc>
@@ -5469,7 +5309,7 @@
                 <w:szCs w:val="22"/>
                 <w:rFonts w:ascii="Arial" w:cs="Arial" w:eastAsia="Arial" w:hAnsi="Arial"/>
               </w:rPr>
-              <w:t xml:space="preserve">55.45</w:t>
+              <w:t xml:space="preserve">55.15</w:t>
             </w:r>
           </w:p>
         </w:tc>
@@ -5868,7 +5708,7 @@
                 <w:szCs w:val="22"/>
                 <w:rFonts w:ascii="Arial" w:cs="Arial" w:eastAsia="Arial" w:hAnsi="Arial"/>
               </w:rPr>
-              <w:t xml:space="preserve">19</w:t>
+              <w:t xml:space="preserve">18</w:t>
             </w:r>
           </w:p>
         </w:tc>
@@ -5889,7 +5729,7 @@
                 <w:szCs w:val="22"/>
                 <w:rFonts w:ascii="Arial" w:cs="Arial" w:eastAsia="Arial" w:hAnsi="Arial"/>
               </w:rPr>
-              <w:t xml:space="preserve">57.15</w:t>
+              <w:t xml:space="preserve">56.45</w:t>
             </w:r>
           </w:p>
         </w:tc>
@@ -6230,7 +6070,7 @@
                 <w:szCs w:val="22"/>
                 <w:rFonts w:ascii="Arial" w:cs="Arial" w:eastAsia="Arial" w:hAnsi="Arial"/>
               </w:rPr>
-              <w:t xml:space="preserve">20</w:t>
+              <w:t xml:space="preserve">19</w:t>
             </w:r>
           </w:p>
         </w:tc>
@@ -6251,7 +6091,7 @@
                 <w:szCs w:val="22"/>
                 <w:rFonts w:ascii="Arial" w:cs="Arial" w:eastAsia="Arial" w:hAnsi="Arial"/>
               </w:rPr>
-              <w:t xml:space="preserve">59.15</w:t>
+              <w:t xml:space="preserve">58.45</w:t>
             </w:r>
           </w:p>
         </w:tc>
@@ -6402,7 +6242,7 @@
 
 <file path=word/numbering.xml><?xml version="1.0" encoding="utf-8"?>
 <w:numbering xmlns:wpc="http://schemas.microsoft.com/office/word/2010/wordprocessingCanvas" xmlns:mc="http://schemas.openxmlformats.org/markup-compatibility/2006" xmlns:o="urn:schemas-microsoft-com:office:office" xmlns:r="http://schemas.openxmlformats.org/officeDocument/2006/relationships" xmlns:m="http://schemas.openxmlformats.org/officeDocument/2006/math" xmlns:v="urn:schemas-microsoft-com:vml" xmlns:wp14="http://schemas.microsoft.com/office/word/2010/wordprocessingDrawing" xmlns:wp="http://schemas.openxmlformats.org/drawingml/2006/wordprocessingDrawing" xmlns:w10="urn:schemas-microsoft-com:office:word" xmlns:w="http://schemas.openxmlformats.org/wordprocessingml/2006/main" xmlns:w14="http://schemas.microsoft.com/office/word/2010/wordml" xmlns:w15="http://schemas.microsoft.com/office/word/2012/wordml" xmlns:wpg="http://schemas.microsoft.com/office/word/2010/wordprocessingGroup" xmlns:wpi="http://schemas.microsoft.com/office/word/2010/wordprocessingInk" xmlns:wne="http://schemas.microsoft.com/office/word/2006/wordml" xmlns:wps="http://schemas.microsoft.com/office/word/2010/wordprocessingShape" mc:Ignorable="w14 w15 wp14">
-  <w:abstractNum w:abstractNumId="1" w15:restartNumberingAfterBreak="0">
+  <w:abstractNum w:abstractNumId="2" w15:restartNumberingAfterBreak="0">
     <w:multiLevelType w:val="hybridMultilevel"/>
     <w:lvl w:ilvl="0" w15:tentative="1">
       <w:start w:val="1"/>
@@ -6487,7 +6327,7 @@
     </w:lvl>
   </w:abstractNum>
   <w:num w:numId="1">
-    <w:abstractNumId w:val="1"/>
+    <w:abstractNumId w:val="2"/>
     <w:lvlOverride w:ilvl="0">
       <w:startOverride w:val="1"/>
     </w:lvlOverride>
